--- a/01 explicación procesos y memoria/PLANTILLA_SUBIDA_ARTICULOS.docx
+++ b/01 explicación procesos y memoria/PLANTILLA_SUBIDA_ARTICULOS.docx
@@ -120,17 +120,6 @@
           <w:sz w:val="24"/>
           <w:sz-cs w:val="24"/>
         </w:rPr>
-        <w:t xml:space="preserve">Resumen: [Entradilla breve para portada]</w:t>
-      </w:r>
-    </w:p>
-    <w:p>
-      <w:pPr/>
-      <w:r>
-        <w:rPr>
-          <w:rFonts w:ascii="Helvetica Light" w:hAnsi="Helvetica Light" w:cs="Helvetica Light"/>
-          <w:sz w:val="24"/>
-          <w:sz-cs w:val="24"/>
-        </w:rPr>
         <w:t xml:space="preserve">Cuerpo:</w:t>
       </w:r>
     </w:p>
@@ -418,17 +407,6 @@
           <w:sz-cs w:val="24"/>
         </w:rPr>
         <w:t xml:space="preserve">[ ] Fecha en formato YYYY-MM-DD</w:t>
-      </w:r>
-    </w:p>
-    <w:p>
-      <w:pPr/>
-      <w:r>
-        <w:rPr>
-          <w:rFonts w:ascii="Helvetica Light" w:hAnsi="Helvetica Light" w:cs="Helvetica Light"/>
-          <w:sz w:val="24"/>
-          <w:sz-cs w:val="24"/>
-        </w:rPr>
-        <w:t xml:space="preserve">[ ] Resumen escrito</w:t>
       </w:r>
     </w:p>
     <w:p>
